--- a/UID 1.docx
+++ b/UID 1.docx
@@ -3,14 +3,100 @@
 <w:document xmlns:wpc="http://schemas.microsoft.com/office/word/2010/wordprocessingCanvas" xmlns:cx="http://schemas.microsoft.com/office/drawing/2014/chartex" xmlns:cx1="http://schemas.microsoft.com/office/drawing/2015/9/8/chartex" xmlns:cx2="http://schemas.microsoft.com/office/drawing/2015/10/21/chartex" xmlns:cx3="http://schemas.microsoft.com/office/drawing/2016/5/9/chartex" xmlns:cx4="http://schemas.microsoft.com/office/drawing/2016/5/10/chartex" xmlns:cx5="http://schemas.microsoft.com/office/drawing/2016/5/11/chartex" xmlns:cx6="http://schemas.microsoft.com/office/drawing/2016/5/12/chartex" xmlns:cx7="http://schemas.microsoft.com/office/drawing/2016/5/13/chartex" xmlns:cx8="http://schemas.microsoft.com/office/drawing/2016/5/14/chartex" xmlns:mc="http://schemas.openxmlformats.org/markup-compatibility/2006" xmlns:aink="http://schemas.microsoft.com/office/drawing/2016/ink" xmlns:am3d="http://schemas.microsoft.com/office/drawing/2017/model3d" xmlns:o="urn:schemas-microsoft-com:office:office" xmlns:r="http://schemas.openxmlformats.org/officeDocument/2006/relationships" xmlns:m="http://schemas.openxmlformats.org/officeDocument/2006/math" xmlns:v="urn:schemas-microsoft-com:vml" xmlns:wp14="http://schemas.microsoft.com/office/word/2010/wordprocessingDrawing" xmlns:wp="http://schemas.openxmlformats.org/drawingml/2006/wordprocessingDrawing" xmlns:w10="urn:schemas-microsoft-com:office:word" xmlns:w="http://schemas.openxmlformats.org/wordprocessingml/2006/main" xmlns:w14="http://schemas.microsoft.com/office/word/2010/wordml" xmlns:w15="http://schemas.microsoft.com/office/word/2012/wordml" xmlns:w16cid="http://schemas.microsoft.com/office/word/2016/wordml/cid" xmlns:w16se="http://schemas.microsoft.com/office/word/2015/wordml/symex" xmlns:wpg="http://schemas.microsoft.com/office/word/2010/wordprocessingGroup" xmlns:wpi="http://schemas.microsoft.com/office/word/2010/wordprocessingInk" xmlns:wne="http://schemas.microsoft.com/office/word/2006/wordml" xmlns:wps="http://schemas.microsoft.com/office/word/2010/wordprocessingShape" mc:Ignorable="w14 w15 w16se w16cid wp14">
   <w:body>
     <w:p>
-      <w:r>
+      <w:pPr>
+        <w:jc w:val="center"/>
+        <w:rPr>
+          <w:rFonts w:ascii="Ink Free" w:hAnsi="Ink Free"/>
+          <w:b/>
+          <w:sz w:val="52"/>
+          <w:szCs w:val="52"/>
+        </w:rPr>
+      </w:pPr>
+      <w:r>
+        <w:rPr>
+          <w:rFonts w:ascii="Ink Free" w:hAnsi="Ink Free"/>
+          <w:b/>
+          <w:sz w:val="52"/>
+          <w:szCs w:val="52"/>
+        </w:rPr>
+        <w:t>UID I</w:t>
+      </w:r>
+      <w:r>
+        <w:rPr>
+          <w:rFonts w:ascii="Ink Free" w:hAnsi="Ink Free"/>
+          <w:b/>
+          <w:sz w:val="52"/>
+          <w:szCs w:val="52"/>
+        </w:rPr>
+        <w:t>I</w:t>
+      </w:r>
+    </w:p>
+    <w:p>
+      <w:pPr>
+        <w:jc w:val="center"/>
+        <w:rPr>
+          <w:rFonts w:ascii="Ink Free" w:hAnsi="Ink Free"/>
+          <w:b/>
+          <w:sz w:val="52"/>
+          <w:szCs w:val="52"/>
+        </w:rPr>
+      </w:pPr>
+      <w:r>
+        <w:rPr>
+          <w:rFonts w:ascii="Ink Free" w:hAnsi="Ink Free"/>
+          <w:b/>
+          <w:sz w:val="52"/>
+          <w:szCs w:val="52"/>
+        </w:rPr>
+        <w:t xml:space="preserve">EX </w:t>
+      </w:r>
+      <w:proofErr w:type="gramStart"/>
+      <w:r>
+        <w:rPr>
+          <w:rFonts w:ascii="Ink Free" w:hAnsi="Ink Free"/>
+          <w:b/>
+          <w:sz w:val="52"/>
+          <w:szCs w:val="52"/>
+        </w:rPr>
+        <w:t>NO :</w:t>
+      </w:r>
+      <w:proofErr w:type="gramEnd"/>
+      <w:r>
+        <w:rPr>
+          <w:rFonts w:ascii="Ink Free" w:hAnsi="Ink Free"/>
+          <w:b/>
+          <w:sz w:val="52"/>
+          <w:szCs w:val="52"/>
+        </w:rPr>
+        <w:t xml:space="preserve"> </w:t>
+      </w:r>
+      <w:r>
+        <w:rPr>
+          <w:rFonts w:ascii="Ink Free" w:hAnsi="Ink Free"/>
+          <w:b/>
+          <w:sz w:val="52"/>
+          <w:szCs w:val="52"/>
+        </w:rPr>
+        <w:t>1</w:t>
+      </w:r>
+    </w:p>
+    <w:p>
+      <w:pPr>
         <w:rPr>
           <w:noProof/>
         </w:rPr>
+      </w:pPr>
+    </w:p>
+    <w:p/>
+    <w:p>
+      <w:r>
+        <w:rPr>
+          <w:noProof/>
+        </w:rPr>
         <w:drawing>
-          <wp:inline distT="0" distB="0" distL="0" distR="0" wp14:anchorId="649183EB" wp14:editId="722A06CA">
-            <wp:extent cx="5731510" cy="4434840"/>
-            <wp:effectExtent l="0" t="0" r="2540" b="3810"/>
+          <wp:inline distT="0" distB="0" distL="0" distR="0" wp14:anchorId="649183EB" wp14:editId="1B2E7541">
+            <wp:extent cx="5287108" cy="4090977"/>
+            <wp:effectExtent l="0" t="0" r="8890" b="5080"/>
             <wp:docPr id="1" name="Picture 1"/>
             <wp:cNvGraphicFramePr>
               <a:graphicFrameLocks xmlns:a="http://schemas.openxmlformats.org/drawingml/2006/main" noChangeAspect="1"/>
@@ -31,7 +117,7 @@
                   <pic:spPr>
                     <a:xfrm>
                       <a:off x="0" y="0"/>
-                      <a:ext cx="5731510" cy="4434840"/>
+                      <a:ext cx="5293405" cy="4095849"/>
                     </a:xfrm>
                     <a:prstGeom prst="rect">
                       <a:avLst/>
@@ -80,8 +166,6 @@
         </w:rPr>
         <w:t xml:space="preserve">                          GOOD DESIGN</w:t>
       </w:r>
-      <w:bookmarkStart w:id="0" w:name="_GoBack"/>
-      <w:bookmarkEnd w:id="0"/>
     </w:p>
     <w:p>
       <w:pPr>
@@ -91,11 +175,68 @@
           <w:szCs w:val="32"/>
         </w:rPr>
       </w:pPr>
-      <w:r>
+    </w:p>
+    <w:p>
+      <w:pPr>
+        <w:jc w:val="center"/>
         <w:rPr>
           <w:sz w:val="32"/>
           <w:szCs w:val="32"/>
         </w:rPr>
+      </w:pPr>
+    </w:p>
+    <w:p>
+      <w:pPr>
+        <w:jc w:val="center"/>
+        <w:rPr>
+          <w:sz w:val="32"/>
+          <w:szCs w:val="32"/>
+        </w:rPr>
+      </w:pPr>
+    </w:p>
+    <w:p>
+      <w:pPr>
+        <w:jc w:val="center"/>
+        <w:rPr>
+          <w:sz w:val="32"/>
+          <w:szCs w:val="32"/>
+        </w:rPr>
+      </w:pPr>
+    </w:p>
+    <w:p>
+      <w:pPr>
+        <w:jc w:val="center"/>
+        <w:rPr>
+          <w:sz w:val="32"/>
+          <w:szCs w:val="32"/>
+        </w:rPr>
+      </w:pPr>
+    </w:p>
+    <w:p>
+      <w:pPr>
+        <w:jc w:val="center"/>
+        <w:rPr>
+          <w:sz w:val="32"/>
+          <w:szCs w:val="32"/>
+        </w:rPr>
+      </w:pPr>
+    </w:p>
+    <w:p>
+      <w:pPr>
+        <w:jc w:val="center"/>
+        <w:rPr>
+          <w:rFonts w:ascii="Ink Free" w:hAnsi="Ink Free"/>
+          <w:sz w:val="40"/>
+          <w:szCs w:val="40"/>
+        </w:rPr>
+      </w:pPr>
+      <w:r>
+        <w:rPr>
+          <w:rFonts w:ascii="Ink Free" w:hAnsi="Ink Free"/>
+          <w:sz w:val="40"/>
+          <w:szCs w:val="40"/>
+        </w:rPr>
+        <w:lastRenderedPageBreak/>
         <w:t xml:space="preserve">BAD DESIGN </w:t>
       </w:r>
     </w:p>
@@ -108,56 +249,56 @@
         </w:numPr>
         <w:shd w:val="clear" w:color="auto" w:fill="FFFFFF"/>
         <w:rPr>
-          <w:rFonts w:ascii="Segoe UI" w:hAnsi="Segoe UI" w:cs="Segoe UI"/>
-          <w:color w:val="000000"/>
-          <w:spacing w:val="-15"/>
-          <w:sz w:val="32"/>
-          <w:szCs w:val="32"/>
-        </w:rPr>
-      </w:pPr>
-      <w:r>
-        <w:rPr>
-          <w:rFonts w:asciiTheme="minorHAnsi" w:hAnsiTheme="minorHAnsi" w:cstheme="minorHAnsi"/>
-          <w:b w:val="0"/>
-          <w:sz w:val="32"/>
-          <w:szCs w:val="32"/>
+          <w:rFonts w:ascii="Ink Free" w:hAnsi="Ink Free" w:cs="Segoe UI"/>
+          <w:color w:val="000000"/>
+          <w:spacing w:val="-15"/>
+          <w:sz w:val="40"/>
+          <w:szCs w:val="40"/>
+        </w:rPr>
+      </w:pPr>
+      <w:r>
+        <w:rPr>
+          <w:rFonts w:ascii="Ink Free" w:hAnsi="Ink Free" w:cstheme="minorHAnsi"/>
+          <w:b w:val="0"/>
+          <w:sz w:val="40"/>
+          <w:szCs w:val="40"/>
         </w:rPr>
         <w:t xml:space="preserve">It is a design which </w:t>
       </w:r>
       <w:r>
         <w:rPr>
-          <w:rFonts w:asciiTheme="minorHAnsi" w:hAnsiTheme="minorHAnsi" w:cstheme="minorHAnsi"/>
-          <w:sz w:val="32"/>
-          <w:szCs w:val="32"/>
+          <w:rFonts w:ascii="Ink Free" w:hAnsi="Ink Free" w:cstheme="minorHAnsi"/>
+          <w:sz w:val="40"/>
+          <w:szCs w:val="40"/>
         </w:rPr>
         <w:t>lacks</w:t>
       </w:r>
       <w:r>
         <w:rPr>
-          <w:rFonts w:asciiTheme="minorHAnsi" w:hAnsiTheme="minorHAnsi" w:cstheme="minorHAnsi"/>
-          <w:b w:val="0"/>
-          <w:sz w:val="32"/>
-          <w:szCs w:val="32"/>
+          <w:rFonts w:ascii="Ink Free" w:hAnsi="Ink Free" w:cstheme="minorHAnsi"/>
+          <w:b w:val="0"/>
+          <w:sz w:val="40"/>
+          <w:szCs w:val="40"/>
         </w:rPr>
         <w:t xml:space="preserve"> </w:t>
       </w:r>
       <w:r>
         <w:rPr>
-          <w:rFonts w:asciiTheme="minorHAnsi" w:hAnsiTheme="minorHAnsi" w:cstheme="minorHAnsi"/>
-          <w:color w:val="000000"/>
-          <w:spacing w:val="-15"/>
-          <w:sz w:val="32"/>
-          <w:szCs w:val="32"/>
+          <w:rFonts w:ascii="Ink Free" w:hAnsi="Ink Free" w:cstheme="minorHAnsi"/>
+          <w:color w:val="000000"/>
+          <w:spacing w:val="-15"/>
+          <w:sz w:val="40"/>
+          <w:szCs w:val="40"/>
         </w:rPr>
         <w:t>Contrast</w:t>
       </w:r>
       <w:r>
         <w:rPr>
-          <w:rFonts w:asciiTheme="majorHAnsi" w:hAnsiTheme="majorHAnsi" w:cstheme="majorHAnsi"/>
-          <w:color w:val="000000"/>
-          <w:spacing w:val="-15"/>
-          <w:sz w:val="32"/>
-          <w:szCs w:val="32"/>
+          <w:rFonts w:ascii="Ink Free" w:hAnsi="Ink Free" w:cstheme="majorHAnsi"/>
+          <w:color w:val="000000"/>
+          <w:spacing w:val="-15"/>
+          <w:sz w:val="40"/>
+          <w:szCs w:val="40"/>
         </w:rPr>
         <w:t>.</w:t>
       </w:r>
@@ -171,27 +312,27 @@
         </w:numPr>
         <w:shd w:val="clear" w:color="auto" w:fill="FFFFFF"/>
         <w:rPr>
-          <w:rFonts w:ascii="Segoe UI" w:hAnsi="Segoe UI" w:cs="Segoe UI"/>
-          <w:color w:val="000000"/>
-          <w:spacing w:val="-15"/>
-          <w:sz w:val="32"/>
-          <w:szCs w:val="32"/>
-        </w:rPr>
-      </w:pPr>
-      <w:r>
-        <w:rPr>
-          <w:rFonts w:asciiTheme="minorHAnsi" w:hAnsiTheme="minorHAnsi" w:cstheme="minorHAnsi"/>
-          <w:b w:val="0"/>
-          <w:sz w:val="32"/>
-          <w:szCs w:val="32"/>
+          <w:rFonts w:ascii="Ink Free" w:hAnsi="Ink Free" w:cs="Segoe UI"/>
+          <w:color w:val="000000"/>
+          <w:spacing w:val="-15"/>
+          <w:sz w:val="40"/>
+          <w:szCs w:val="40"/>
+        </w:rPr>
+      </w:pPr>
+      <w:r>
+        <w:rPr>
+          <w:rFonts w:ascii="Ink Free" w:hAnsi="Ink Free" w:cstheme="minorHAnsi"/>
+          <w:b w:val="0"/>
+          <w:sz w:val="40"/>
+          <w:szCs w:val="40"/>
         </w:rPr>
         <w:t xml:space="preserve">There are more </w:t>
       </w:r>
       <w:r>
         <w:rPr>
-          <w:rFonts w:asciiTheme="minorHAnsi" w:hAnsiTheme="minorHAnsi" w:cstheme="minorHAnsi"/>
-          <w:sz w:val="32"/>
-          <w:szCs w:val="32"/>
+          <w:rFonts w:ascii="Ink Free" w:hAnsi="Ink Free" w:cstheme="minorHAnsi"/>
+          <w:sz w:val="40"/>
+          <w:szCs w:val="40"/>
         </w:rPr>
         <w:t>Information missing.</w:t>
       </w:r>
@@ -205,36 +346,36 @@
         </w:numPr>
         <w:shd w:val="clear" w:color="auto" w:fill="FFFFFF"/>
         <w:rPr>
-          <w:rFonts w:ascii="Segoe UI" w:hAnsi="Segoe UI" w:cs="Segoe UI"/>
-          <w:color w:val="000000"/>
-          <w:spacing w:val="-15"/>
-          <w:sz w:val="32"/>
-          <w:szCs w:val="32"/>
-        </w:rPr>
-      </w:pPr>
-      <w:r>
-        <w:rPr>
-          <w:rFonts w:asciiTheme="minorHAnsi" w:hAnsiTheme="minorHAnsi" w:cstheme="minorHAnsi"/>
-          <w:b w:val="0"/>
-          <w:sz w:val="32"/>
-          <w:szCs w:val="32"/>
+          <w:rFonts w:ascii="Ink Free" w:hAnsi="Ink Free" w:cs="Segoe UI"/>
+          <w:color w:val="000000"/>
+          <w:spacing w:val="-15"/>
+          <w:sz w:val="40"/>
+          <w:szCs w:val="40"/>
+        </w:rPr>
+      </w:pPr>
+      <w:r>
+        <w:rPr>
+          <w:rFonts w:ascii="Ink Free" w:hAnsi="Ink Free" w:cstheme="minorHAnsi"/>
+          <w:b w:val="0"/>
+          <w:sz w:val="40"/>
+          <w:szCs w:val="40"/>
         </w:rPr>
         <w:t xml:space="preserve">The </w:t>
       </w:r>
       <w:r>
         <w:rPr>
-          <w:rFonts w:asciiTheme="minorHAnsi" w:hAnsiTheme="minorHAnsi" w:cstheme="minorHAnsi"/>
-          <w:sz w:val="32"/>
-          <w:szCs w:val="32"/>
+          <w:rFonts w:ascii="Ink Free" w:hAnsi="Ink Free" w:cstheme="minorHAnsi"/>
+          <w:sz w:val="40"/>
+          <w:szCs w:val="40"/>
         </w:rPr>
         <w:t>fonts</w:t>
       </w:r>
       <w:r>
         <w:rPr>
-          <w:rFonts w:asciiTheme="minorHAnsi" w:hAnsiTheme="minorHAnsi" w:cstheme="minorHAnsi"/>
-          <w:b w:val="0"/>
-          <w:sz w:val="32"/>
-          <w:szCs w:val="32"/>
+          <w:rFonts w:ascii="Ink Free" w:hAnsi="Ink Free" w:cstheme="minorHAnsi"/>
+          <w:b w:val="0"/>
+          <w:sz w:val="40"/>
+          <w:szCs w:val="40"/>
         </w:rPr>
         <w:t xml:space="preserve"> are dull and hard to read.</w:t>
       </w:r>
@@ -245,22 +386,47 @@
         <w:shd w:val="clear" w:color="auto" w:fill="FFFFFF"/>
         <w:ind w:left="720"/>
         <w:rPr>
-          <w:rFonts w:ascii="Segoe UI" w:hAnsi="Segoe UI" w:cs="Segoe UI"/>
-          <w:color w:val="000000"/>
-          <w:spacing w:val="-15"/>
-          <w:sz w:val="32"/>
-          <w:szCs w:val="32"/>
-        </w:rPr>
-      </w:pPr>
-      <w:r>
-        <w:rPr>
-          <w:rFonts w:asciiTheme="minorHAnsi" w:hAnsiTheme="minorHAnsi" w:cstheme="minorHAnsi"/>
-          <w:b w:val="0"/>
-          <w:sz w:val="32"/>
-          <w:szCs w:val="32"/>
-        </w:rPr>
-        <w:t xml:space="preserve">                                        GOOD DESIGN</w:t>
-      </w:r>
+          <w:rFonts w:ascii="Ink Free" w:hAnsi="Ink Free" w:cstheme="minorHAnsi"/>
+          <w:b w:val="0"/>
+          <w:sz w:val="40"/>
+          <w:szCs w:val="40"/>
+        </w:rPr>
+      </w:pPr>
+      <w:r>
+        <w:rPr>
+          <w:rFonts w:ascii="Ink Free" w:hAnsi="Ink Free" w:cstheme="minorHAnsi"/>
+          <w:b w:val="0"/>
+          <w:sz w:val="40"/>
+          <w:szCs w:val="40"/>
+        </w:rPr>
+        <w:t xml:space="preserve">                          </w:t>
+      </w:r>
+    </w:p>
+    <w:p>
+      <w:pPr>
+        <w:pStyle w:val="Heading3"/>
+        <w:shd w:val="clear" w:color="auto" w:fill="FFFFFF"/>
+        <w:ind w:left="720"/>
+        <w:jc w:val="center"/>
+        <w:rPr>
+          <w:rFonts w:ascii="Ink Free" w:hAnsi="Ink Free" w:cs="Segoe UI"/>
+          <w:color w:val="000000"/>
+          <w:spacing w:val="-15"/>
+          <w:sz w:val="40"/>
+          <w:szCs w:val="40"/>
+        </w:rPr>
+      </w:pPr>
+      <w:r>
+        <w:rPr>
+          <w:rFonts w:ascii="Ink Free" w:hAnsi="Ink Free" w:cstheme="minorHAnsi"/>
+          <w:b w:val="0"/>
+          <w:sz w:val="40"/>
+          <w:szCs w:val="40"/>
+        </w:rPr>
+        <w:t>GOOD DESIGN</w:t>
+      </w:r>
+      <w:bookmarkStart w:id="0" w:name="_GoBack"/>
+      <w:bookmarkEnd w:id="0"/>
     </w:p>
     <w:p>
       <w:pPr>
@@ -271,31 +437,31 @@
         </w:numPr>
         <w:shd w:val="clear" w:color="auto" w:fill="FFFFFF"/>
         <w:rPr>
-          <w:rFonts w:ascii="Segoe UI" w:hAnsi="Segoe UI" w:cs="Segoe UI"/>
-          <w:color w:val="000000"/>
-          <w:spacing w:val="-15"/>
-          <w:sz w:val="32"/>
-          <w:szCs w:val="32"/>
-        </w:rPr>
-      </w:pPr>
-      <w:r>
-        <w:rPr>
-          <w:rFonts w:asciiTheme="minorHAnsi" w:hAnsiTheme="minorHAnsi" w:cstheme="minorHAnsi"/>
-          <w:b w:val="0"/>
-          <w:color w:val="000000"/>
-          <w:spacing w:val="-15"/>
-          <w:sz w:val="32"/>
-          <w:szCs w:val="32"/>
+          <w:rFonts w:ascii="Ink Free" w:hAnsi="Ink Free" w:cs="Segoe UI"/>
+          <w:color w:val="000000"/>
+          <w:spacing w:val="-15"/>
+          <w:sz w:val="40"/>
+          <w:szCs w:val="40"/>
+        </w:rPr>
+      </w:pPr>
+      <w:r>
+        <w:rPr>
+          <w:rFonts w:ascii="Ink Free" w:hAnsi="Ink Free" w:cstheme="minorHAnsi"/>
+          <w:b w:val="0"/>
+          <w:color w:val="000000"/>
+          <w:spacing w:val="-15"/>
+          <w:sz w:val="40"/>
+          <w:szCs w:val="40"/>
         </w:rPr>
         <w:t xml:space="preserve">This design is </w:t>
       </w:r>
       <w:r>
         <w:rPr>
-          <w:rFonts w:asciiTheme="minorHAnsi" w:hAnsiTheme="minorHAnsi" w:cstheme="minorHAnsi"/>
-          <w:color w:val="000000"/>
-          <w:spacing w:val="-15"/>
-          <w:sz w:val="32"/>
-          <w:szCs w:val="32"/>
+          <w:rFonts w:ascii="Ink Free" w:hAnsi="Ink Free" w:cstheme="minorHAnsi"/>
+          <w:color w:val="000000"/>
+          <w:spacing w:val="-15"/>
+          <w:sz w:val="40"/>
+          <w:szCs w:val="40"/>
         </w:rPr>
         <w:t>clear and simple.</w:t>
       </w:r>
@@ -309,44 +475,68 @@
         </w:numPr>
         <w:shd w:val="clear" w:color="auto" w:fill="FFFFFF"/>
         <w:rPr>
-          <w:rFonts w:ascii="Segoe UI" w:hAnsi="Segoe UI" w:cs="Segoe UI"/>
-          <w:color w:val="000000"/>
-          <w:spacing w:val="-15"/>
-          <w:sz w:val="32"/>
-          <w:szCs w:val="32"/>
-        </w:rPr>
-      </w:pPr>
-      <w:r>
-        <w:rPr>
-          <w:rFonts w:asciiTheme="minorHAnsi" w:hAnsiTheme="minorHAnsi" w:cstheme="minorHAnsi"/>
-          <w:b w:val="0"/>
-          <w:color w:val="000000"/>
-          <w:spacing w:val="-15"/>
-          <w:sz w:val="32"/>
-          <w:szCs w:val="32"/>
+          <w:rFonts w:ascii="Ink Free" w:hAnsi="Ink Free" w:cs="Segoe UI"/>
+          <w:color w:val="000000"/>
+          <w:spacing w:val="-15"/>
+          <w:sz w:val="40"/>
+          <w:szCs w:val="40"/>
+        </w:rPr>
+      </w:pPr>
+      <w:r>
+        <w:rPr>
+          <w:rFonts w:ascii="Ink Free" w:hAnsi="Ink Free" w:cstheme="minorHAnsi"/>
+          <w:b w:val="0"/>
+          <w:color w:val="000000"/>
+          <w:spacing w:val="-15"/>
+          <w:sz w:val="40"/>
+          <w:szCs w:val="40"/>
         </w:rPr>
         <w:t xml:space="preserve">The </w:t>
       </w:r>
       <w:r>
         <w:rPr>
-          <w:rFonts w:asciiTheme="minorHAnsi" w:hAnsiTheme="minorHAnsi" w:cstheme="minorHAnsi"/>
-          <w:color w:val="000000"/>
-          <w:spacing w:val="-15"/>
-          <w:sz w:val="32"/>
-          <w:szCs w:val="32"/>
+          <w:rFonts w:ascii="Ink Free" w:hAnsi="Ink Free" w:cstheme="minorHAnsi"/>
+          <w:color w:val="000000"/>
+          <w:spacing w:val="-15"/>
+          <w:sz w:val="40"/>
+          <w:szCs w:val="40"/>
         </w:rPr>
         <w:t>icons</w:t>
       </w:r>
       <w:r>
         <w:rPr>
-          <w:rFonts w:asciiTheme="minorHAnsi" w:hAnsiTheme="minorHAnsi" w:cstheme="minorHAnsi"/>
-          <w:b w:val="0"/>
-          <w:color w:val="000000"/>
-          <w:spacing w:val="-15"/>
-          <w:sz w:val="32"/>
-          <w:szCs w:val="32"/>
-        </w:rPr>
-        <w:t xml:space="preserve"> make the design more easy to use.</w:t>
+          <w:rFonts w:ascii="Ink Free" w:hAnsi="Ink Free" w:cstheme="minorHAnsi"/>
+          <w:b w:val="0"/>
+          <w:color w:val="000000"/>
+          <w:spacing w:val="-15"/>
+          <w:sz w:val="40"/>
+          <w:szCs w:val="40"/>
+        </w:rPr>
+        <w:t xml:space="preserve"> make the design </w:t>
+      </w:r>
+      <w:proofErr w:type="gramStart"/>
+      <w:r>
+        <w:rPr>
+          <w:rFonts w:ascii="Ink Free" w:hAnsi="Ink Free" w:cstheme="minorHAnsi"/>
+          <w:b w:val="0"/>
+          <w:color w:val="000000"/>
+          <w:spacing w:val="-15"/>
+          <w:sz w:val="40"/>
+          <w:szCs w:val="40"/>
+        </w:rPr>
+        <w:t>more easy</w:t>
+      </w:r>
+      <w:proofErr w:type="gramEnd"/>
+      <w:r>
+        <w:rPr>
+          <w:rFonts w:ascii="Ink Free" w:hAnsi="Ink Free" w:cstheme="minorHAnsi"/>
+          <w:b w:val="0"/>
+          <w:color w:val="000000"/>
+          <w:spacing w:val="-15"/>
+          <w:sz w:val="40"/>
+          <w:szCs w:val="40"/>
+        </w:rPr>
+        <w:t xml:space="preserve"> to use.</w:t>
       </w:r>
     </w:p>
     <w:p>
@@ -358,67 +548,67 @@
         </w:numPr>
         <w:shd w:val="clear" w:color="auto" w:fill="FFFFFF"/>
         <w:rPr>
-          <w:rFonts w:asciiTheme="minorHAnsi" w:hAnsiTheme="minorHAnsi" w:cstheme="minorHAnsi"/>
-          <w:b w:val="0"/>
-          <w:color w:val="000000"/>
-          <w:spacing w:val="-15"/>
-          <w:sz w:val="32"/>
-          <w:szCs w:val="32"/>
-        </w:rPr>
-      </w:pPr>
-      <w:r>
-        <w:rPr>
-          <w:rFonts w:asciiTheme="minorHAnsi" w:hAnsiTheme="minorHAnsi" w:cstheme="minorHAnsi"/>
-          <w:b w:val="0"/>
-          <w:color w:val="000000"/>
-          <w:spacing w:val="-15"/>
-          <w:sz w:val="32"/>
-          <w:szCs w:val="32"/>
+          <w:rFonts w:ascii="Ink Free" w:hAnsi="Ink Free" w:cstheme="minorHAnsi"/>
+          <w:b w:val="0"/>
+          <w:color w:val="000000"/>
+          <w:spacing w:val="-15"/>
+          <w:sz w:val="40"/>
+          <w:szCs w:val="40"/>
+        </w:rPr>
+      </w:pPr>
+      <w:r>
+        <w:rPr>
+          <w:rFonts w:ascii="Ink Free" w:hAnsi="Ink Free" w:cstheme="minorHAnsi"/>
+          <w:b w:val="0"/>
+          <w:color w:val="000000"/>
+          <w:spacing w:val="-15"/>
+          <w:sz w:val="40"/>
+          <w:szCs w:val="40"/>
         </w:rPr>
         <w:t xml:space="preserve">There are many options added such as </w:t>
       </w:r>
       <w:r>
         <w:rPr>
-          <w:rFonts w:asciiTheme="minorHAnsi" w:hAnsiTheme="minorHAnsi" w:cstheme="minorHAnsi"/>
-          <w:color w:val="000000"/>
-          <w:spacing w:val="-15"/>
-          <w:sz w:val="32"/>
-          <w:szCs w:val="32"/>
+          <w:rFonts w:ascii="Ink Free" w:hAnsi="Ink Free" w:cstheme="minorHAnsi"/>
+          <w:color w:val="000000"/>
+          <w:spacing w:val="-15"/>
+          <w:sz w:val="40"/>
+          <w:szCs w:val="40"/>
         </w:rPr>
         <w:t>setting, language, get help and QR code</w:t>
       </w:r>
       <w:r>
         <w:rPr>
-          <w:rFonts w:asciiTheme="minorHAnsi" w:hAnsiTheme="minorHAnsi" w:cstheme="minorHAnsi"/>
-          <w:b w:val="0"/>
-          <w:color w:val="000000"/>
-          <w:spacing w:val="-15"/>
-          <w:sz w:val="32"/>
-          <w:szCs w:val="32"/>
+          <w:rFonts w:ascii="Ink Free" w:hAnsi="Ink Free" w:cstheme="minorHAnsi"/>
+          <w:b w:val="0"/>
+          <w:color w:val="000000"/>
+          <w:spacing w:val="-15"/>
+          <w:sz w:val="40"/>
+          <w:szCs w:val="40"/>
         </w:rPr>
         <w:t xml:space="preserve"> which the bad design lacks. They are also the essentials needed in a profile </w:t>
       </w:r>
       <w:proofErr w:type="gramStart"/>
       <w:r>
         <w:rPr>
-          <w:rFonts w:asciiTheme="minorHAnsi" w:hAnsiTheme="minorHAnsi" w:cstheme="minorHAnsi"/>
-          <w:b w:val="0"/>
-          <w:color w:val="000000"/>
-          <w:spacing w:val="-15"/>
-          <w:sz w:val="32"/>
-          <w:szCs w:val="32"/>
+          <w:rFonts w:ascii="Ink Free" w:hAnsi="Ink Free" w:cstheme="minorHAnsi"/>
+          <w:b w:val="0"/>
+          <w:color w:val="000000"/>
+          <w:spacing w:val="-15"/>
+          <w:sz w:val="40"/>
+          <w:szCs w:val="40"/>
         </w:rPr>
         <w:t>settings</w:t>
       </w:r>
       <w:proofErr w:type="gramEnd"/>
       <w:r>
         <w:rPr>
-          <w:rFonts w:asciiTheme="minorHAnsi" w:hAnsiTheme="minorHAnsi" w:cstheme="minorHAnsi"/>
-          <w:b w:val="0"/>
-          <w:color w:val="000000"/>
-          <w:spacing w:val="-15"/>
-          <w:sz w:val="32"/>
-          <w:szCs w:val="32"/>
+          <w:rFonts w:ascii="Ink Free" w:hAnsi="Ink Free" w:cstheme="minorHAnsi"/>
+          <w:b w:val="0"/>
+          <w:color w:val="000000"/>
+          <w:spacing w:val="-15"/>
+          <w:sz w:val="40"/>
+          <w:szCs w:val="40"/>
         </w:rPr>
         <w:t>.</w:t>
       </w:r>
@@ -432,67 +622,67 @@
         </w:numPr>
         <w:shd w:val="clear" w:color="auto" w:fill="FFFFFF"/>
         <w:rPr>
-          <w:rFonts w:asciiTheme="minorHAnsi" w:hAnsiTheme="minorHAnsi" w:cstheme="minorHAnsi"/>
-          <w:b w:val="0"/>
-          <w:color w:val="000000"/>
-          <w:spacing w:val="-15"/>
-          <w:sz w:val="32"/>
-          <w:szCs w:val="32"/>
-        </w:rPr>
-      </w:pPr>
-      <w:r>
-        <w:rPr>
-          <w:rFonts w:asciiTheme="minorHAnsi" w:hAnsiTheme="minorHAnsi" w:cstheme="minorHAnsi"/>
-          <w:b w:val="0"/>
-          <w:color w:val="000000"/>
-          <w:spacing w:val="-15"/>
-          <w:sz w:val="32"/>
-          <w:szCs w:val="32"/>
+          <w:rFonts w:ascii="Ink Free" w:hAnsi="Ink Free" w:cstheme="minorHAnsi"/>
+          <w:b w:val="0"/>
+          <w:color w:val="000000"/>
+          <w:spacing w:val="-15"/>
+          <w:sz w:val="40"/>
+          <w:szCs w:val="40"/>
+        </w:rPr>
+      </w:pPr>
+      <w:r>
+        <w:rPr>
+          <w:rFonts w:ascii="Ink Free" w:hAnsi="Ink Free" w:cstheme="minorHAnsi"/>
+          <w:b w:val="0"/>
+          <w:color w:val="000000"/>
+          <w:spacing w:val="-15"/>
+          <w:sz w:val="40"/>
+          <w:szCs w:val="40"/>
         </w:rPr>
         <w:t xml:space="preserve">This design provide </w:t>
       </w:r>
       <w:r>
         <w:rPr>
-          <w:rFonts w:asciiTheme="minorHAnsi" w:hAnsiTheme="minorHAnsi" w:cstheme="minorHAnsi"/>
-          <w:color w:val="000000"/>
-          <w:spacing w:val="-15"/>
-          <w:sz w:val="32"/>
-          <w:szCs w:val="32"/>
+          <w:rFonts w:ascii="Ink Free" w:hAnsi="Ink Free" w:cstheme="minorHAnsi"/>
+          <w:color w:val="000000"/>
+          <w:spacing w:val="-15"/>
+          <w:sz w:val="40"/>
+          <w:szCs w:val="40"/>
         </w:rPr>
         <w:t>attractive fonts</w:t>
       </w:r>
       <w:r>
         <w:rPr>
-          <w:rFonts w:asciiTheme="minorHAnsi" w:hAnsiTheme="minorHAnsi" w:cstheme="minorHAnsi"/>
-          <w:b w:val="0"/>
-          <w:color w:val="000000"/>
-          <w:spacing w:val="-15"/>
-          <w:sz w:val="32"/>
-          <w:szCs w:val="32"/>
+          <w:rFonts w:ascii="Ink Free" w:hAnsi="Ink Free" w:cstheme="minorHAnsi"/>
+          <w:b w:val="0"/>
+          <w:color w:val="000000"/>
+          <w:spacing w:val="-15"/>
+          <w:sz w:val="40"/>
+          <w:szCs w:val="40"/>
         </w:rPr>
         <w:t xml:space="preserve"> </w:t>
       </w:r>
       <w:proofErr w:type="gramStart"/>
       <w:r>
         <w:rPr>
-          <w:rFonts w:asciiTheme="minorHAnsi" w:hAnsiTheme="minorHAnsi" w:cstheme="minorHAnsi"/>
-          <w:b w:val="0"/>
-          <w:color w:val="000000"/>
-          <w:spacing w:val="-15"/>
-          <w:sz w:val="32"/>
-          <w:szCs w:val="32"/>
+          <w:rFonts w:ascii="Ink Free" w:hAnsi="Ink Free" w:cstheme="minorHAnsi"/>
+          <w:b w:val="0"/>
+          <w:color w:val="000000"/>
+          <w:spacing w:val="-15"/>
+          <w:sz w:val="40"/>
+          <w:szCs w:val="40"/>
         </w:rPr>
         <w:t>( bold</w:t>
       </w:r>
       <w:proofErr w:type="gramEnd"/>
       <w:r>
         <w:rPr>
-          <w:rFonts w:asciiTheme="minorHAnsi" w:hAnsiTheme="minorHAnsi" w:cstheme="minorHAnsi"/>
-          <w:b w:val="0"/>
-          <w:color w:val="000000"/>
-          <w:spacing w:val="-15"/>
-          <w:sz w:val="32"/>
-          <w:szCs w:val="32"/>
+          <w:rFonts w:ascii="Ink Free" w:hAnsi="Ink Free" w:cstheme="minorHAnsi"/>
+          <w:b w:val="0"/>
+          <w:color w:val="000000"/>
+          <w:spacing w:val="-15"/>
+          <w:sz w:val="40"/>
+          <w:szCs w:val="40"/>
         </w:rPr>
         <w:t xml:space="preserve"> and clear).</w:t>
       </w:r>
